--- a/Моделирование_угроз_Пономарев_Денис.docx
+++ b/Моделирование_угроз_Пономарев_Денис.docx
@@ -274,21 +274,13 @@
       </w:r>
     </w:p>
     <w:p>
-      <w:pPr>
+      <w:r>
         <w:rPr>
           <w:b/>
           <w:i/>
         </w:rPr>
-      </w:pPr>
-      <w:r>
-        <w:rPr>
-          <w:b/>
-          <w:i/>
-        </w:rPr>
-        <w:t>Программный код прошивки BIOS (секрет производства, коммерческая тайна), хранящийся на USB-накопителях с грифом «Коммерческая тайна»</w:t>
-      </w:r>
-    </w:p>
-    <w:p>
+        <w:t xml:space="preserve">Автоматизированная система (АС) разработки кода прошивки BIOS, включающая АРМ программистов, USB-накопители с грифом «Коммерческая тайна» и ЛВС </w:t>
+      </w:r>
       <w:r>
         <w:t>(</w:t>
       </w:r>
@@ -328,7 +320,25 @@
             <w:szCs w:val="24"/>
             <w:u w:val="single"/>
           </w:rPr>
-          <w:t xml:space="preserve">Методики оценки угроз безопасности от ФСТЭК России от 05 февраля 2021 г. </w:t>
+          <w:t>Методики оц</w:t>
+        </w:r>
+        <w:r>
+          <w:rPr>
+            <w:color w:val="1155CC"/>
+            <w:sz w:val="24"/>
+            <w:szCs w:val="24"/>
+            <w:u w:val="single"/>
+          </w:rPr>
+          <w:t>е</w:t>
+        </w:r>
+        <w:r>
+          <w:rPr>
+            <w:color w:val="1155CC"/>
+            <w:sz w:val="24"/>
+            <w:szCs w:val="24"/>
+            <w:u w:val="single"/>
+          </w:rPr>
+          <w:t xml:space="preserve">нки угроз безопасности от ФСТЭК России от 05 февраля 2021 г. </w:t>
         </w:r>
       </w:hyperlink>
     </w:p>
@@ -350,9 +360,9 @@
       </w:tblPr>
       <w:tblGrid>
         <w:gridCol w:w="446"/>
-        <w:gridCol w:w="2742"/>
-        <w:gridCol w:w="2254"/>
-        <w:gridCol w:w="3583"/>
+        <w:gridCol w:w="2630"/>
+        <w:gridCol w:w="2637"/>
+        <w:gridCol w:w="3312"/>
       </w:tblGrid>
       <w:tr>
         <w:tc>
@@ -583,51 +593,56 @@
               <w:spacing w:line="240" w:lineRule="auto"/>
             </w:pPr>
             <w:r>
-              <w:t>Риски юридическому лицу, индивидуальному предпринимателю, связанные с хозяйственной деятельностью</w:t>
-            </w:r>
-          </w:p>
-        </w:tc>
-        <w:tc>
-          <w:tcPr>
-            <w:tcW w:w="0" w:type="auto"/>
-            <w:shd w:val="clear" w:color="auto" w:fill="auto"/>
-            <w:tcMar>
-              <w:top w:w="100" w:type="dxa"/>
-              <w:left w:w="100" w:type="dxa"/>
-              <w:bottom w:w="100" w:type="dxa"/>
-              <w:right w:w="100" w:type="dxa"/>
-            </w:tcMar>
-          </w:tcPr>
-          <w:p>
-            <w:pPr>
-              <w:spacing w:line="240" w:lineRule="auto"/>
-            </w:pPr>
-            <w:r>
-              <w:t>Реализация неправомерных действий с коммерческой тайной третьими лицами</w:t>
-            </w:r>
-          </w:p>
-        </w:tc>
-        <w:tc>
-          <w:tcPr>
-            <w:tcW w:w="0" w:type="auto"/>
-            <w:shd w:val="clear" w:color="auto" w:fill="auto"/>
-            <w:tcMar>
-              <w:top w:w="100" w:type="dxa"/>
-              <w:left w:w="100" w:type="dxa"/>
-              <w:bottom w:w="100" w:type="dxa"/>
-              <w:right w:w="100" w:type="dxa"/>
-            </w:tcMar>
-          </w:tcPr>
-          <w:p>
-            <w:pPr>
-              <w:spacing w:line="240" w:lineRule="auto"/>
-            </w:pPr>
-            <w:r>
-              <w:t xml:space="preserve">Код носит гриф «Коммерческая тайна» и регулируется ФЗ № 98-ФЗ. Его разглашение влечёт гражданско-правовую и административную ответственность, судебные </w:t>
+              <w:t xml:space="preserve">Риски юридическому лицу, индивидуальному предпринимателю, связанные с </w:t>
             </w:r>
             <w:r>
               <w:lastRenderedPageBreak/>
-              <w:t>споры и штрафы, что особенно критично для компании-разработчика.</w:t>
+              <w:t>хозяйственной деятельностью</w:t>
+            </w:r>
+          </w:p>
+        </w:tc>
+        <w:tc>
+          <w:tcPr>
+            <w:tcW w:w="0" w:type="auto"/>
+            <w:shd w:val="clear" w:color="auto" w:fill="auto"/>
+            <w:tcMar>
+              <w:top w:w="100" w:type="dxa"/>
+              <w:left w:w="100" w:type="dxa"/>
+              <w:bottom w:w="100" w:type="dxa"/>
+              <w:right w:w="100" w:type="dxa"/>
+            </w:tcMar>
+          </w:tcPr>
+          <w:p>
+            <w:pPr>
+              <w:spacing w:line="240" w:lineRule="auto"/>
+            </w:pPr>
+            <w:r>
+              <w:lastRenderedPageBreak/>
+              <w:t>Утечка конфиденциальной информации (коммерческой тайны, секретов производства (ноу-хау) и др.)</w:t>
+            </w:r>
+          </w:p>
+        </w:tc>
+        <w:tc>
+          <w:tcPr>
+            <w:tcW w:w="0" w:type="auto"/>
+            <w:shd w:val="clear" w:color="auto" w:fill="auto"/>
+            <w:tcMar>
+              <w:top w:w="100" w:type="dxa"/>
+              <w:left w:w="100" w:type="dxa"/>
+              <w:bottom w:w="100" w:type="dxa"/>
+              <w:right w:w="100" w:type="dxa"/>
+            </w:tcMar>
+          </w:tcPr>
+          <w:p>
+            <w:pPr>
+              <w:spacing w:line="240" w:lineRule="auto"/>
+            </w:pPr>
+            <w:r>
+              <w:t xml:space="preserve">Код носит гриф «Коммерческая тайна» и регулируется ФЗ № 98-ФЗ. Его разглашение влечёт гражданско-правовую и административную </w:t>
+            </w:r>
+            <w:r>
+              <w:lastRenderedPageBreak/>
+              <w:t>ответственность, судебные споры и штрафы, что особенно критично для компании-разработчика.</w:t>
             </w:r>
           </w:p>
         </w:tc>
@@ -690,7 +705,7 @@
               <w:spacing w:line="240" w:lineRule="auto"/>
             </w:pPr>
             <w:r>
-              <w:t>Ущерб деловой репутации</w:t>
+              <w:t>Нарушение деловой репутации</w:t>
             </w:r>
           </w:p>
         </w:tc>
@@ -988,8 +1003,6 @@
           <w:szCs w:val="28"/>
         </w:rPr>
       </w:pPr>
-      <w:bookmarkStart w:id="1" w:name="_GoBack"/>
-      <w:bookmarkEnd w:id="1"/>
     </w:p>
     <w:p>
       <w:r>
@@ -1135,7 +1148,14 @@
               <w:rPr>
                 <w:b/>
               </w:rPr>
-              <w:t>Категория нарушителя</w:t>
+              <w:t xml:space="preserve">Категория </w:t>
+            </w:r>
+            <w:r>
+              <w:rPr>
+                <w:b/>
+              </w:rPr>
+              <w:lastRenderedPageBreak/>
+              <w:t>нарушителя</w:t>
             </w:r>
           </w:p>
         </w:tc>
@@ -1162,6 +1182,7 @@
               <w:rPr>
                 <w:b/>
               </w:rPr>
+              <w:lastRenderedPageBreak/>
               <w:t>Объект воздействия</w:t>
             </w:r>
           </w:p>
@@ -1482,6 +1503,7 @@
             <w:pPr>
               <w:spacing w:line="240" w:lineRule="auto"/>
             </w:pPr>
+            <w:bookmarkStart w:id="1" w:name="_GoBack" w:colFirst="1" w:colLast="1"/>
             <w:r>
               <w:t>3</w:t>
             </w:r>
@@ -1588,6 +1610,7 @@
           </w:p>
         </w:tc>
       </w:tr>
+      <w:bookmarkEnd w:id="1"/>
       <w:tr>
         <w:tc>
           <w:tcPr>
@@ -2456,7 +2479,6 @@
   <w:style w:type="character" w:default="1" w:styleId="a0">
     <w:name w:val="Default Paragraph Font"/>
     <w:uiPriority w:val="1"/>
-    <w:semiHidden/>
     <w:unhideWhenUsed/>
   </w:style>
   <w:style w:type="table" w:default="1" w:styleId="a1">
